--- a/link_eshopworld/Documentation/eShopWorld_Spark_Pricing_ Integration.docx
+++ b/link_eshopworld/Documentation/eShopWorld_Spark_Pricing_ Integration.docx
@@ -84,14 +84,14 @@
                                     <w:sz w:val="20"/>
                                     <w:szCs w:val="20"/>
                                   </w:rPr>
-                                  <w:t>: 4.</w:t>
+                                  <w:t xml:space="preserve">: </w:t>
                                 </w:r>
                                 <w:r>
                                   <w:rPr>
                                     <w:sz w:val="20"/>
                                     <w:szCs w:val="20"/>
                                   </w:rPr>
-                                  <w:t>9</w:t>
+                                  <w:t>5.0.0</w:t>
                                 </w:r>
                               </w:p>
                               <w:p>
@@ -120,15 +120,13 @@
                                 </w:r>
                                 <w:r>
                                   <w:rPr>
-                                    <w:rStyle w:val="span"/>
                                     <w:sz w:val="20"/>
                                     <w:szCs w:val="20"/>
                                   </w:rPr>
-                                  <w:t>October</w:t>
+                                  <w:t>February</w:t>
                                 </w:r>
                                 <w:r>
                                   <w:rPr>
-                                    <w:rStyle w:val="span"/>
                                     <w:sz w:val="20"/>
                                     <w:szCs w:val="20"/>
                                   </w:rPr>
@@ -136,11 +134,10 @@
                                 </w:r>
                                 <w:r>
                                   <w:rPr>
-                                    <w:rStyle w:val="span"/>
                                     <w:sz w:val="20"/>
                                     <w:szCs w:val="20"/>
                                   </w:rPr>
-                                  <w:t>5</w:t>
+                                  <w:t>6</w:t>
                                 </w:r>
                               </w:p>
                               <w:p>
@@ -162,7 +159,7 @@
                                   <w:rPr>
                                     <w:rStyle w:val="span"/>
                                   </w:rPr>
-                                  <w:t>5</w:t>
+                                  <w:t>6</w:t>
                                 </w:r>
                                 <w:r>
                                   <w:rPr>
@@ -229,14 +226,14 @@
                               <w:sz w:val="20"/>
                               <w:szCs w:val="20"/>
                             </w:rPr>
-                            <w:t>: 4.</w:t>
+                            <w:t xml:space="preserve">: </w:t>
                           </w:r>
                           <w:r>
                             <w:rPr>
                               <w:sz w:val="20"/>
                               <w:szCs w:val="20"/>
                             </w:rPr>
-                            <w:t>9</w:t>
+                            <w:t>5.0.0</w:t>
                           </w:r>
                         </w:p>
                         <w:p>
@@ -265,15 +262,13 @@
                           </w:r>
                           <w:r>
                             <w:rPr>
-                              <w:rStyle w:val="span"/>
                               <w:sz w:val="20"/>
                               <w:szCs w:val="20"/>
                             </w:rPr>
-                            <w:t>October</w:t>
+                            <w:t>February</w:t>
                           </w:r>
                           <w:r>
                             <w:rPr>
-                              <w:rStyle w:val="span"/>
                               <w:sz w:val="20"/>
                               <w:szCs w:val="20"/>
                             </w:rPr>
@@ -281,11 +276,10 @@
                           </w:r>
                           <w:r>
                             <w:rPr>
-                              <w:rStyle w:val="span"/>
                               <w:sz w:val="20"/>
                               <w:szCs w:val="20"/>
                             </w:rPr>
-                            <w:t>5</w:t>
+                            <w:t>6</w:t>
                           </w:r>
                         </w:p>
                         <w:p>
@@ -307,7 +301,7 @@
                             <w:rPr>
                               <w:rStyle w:val="span"/>
                             </w:rPr>
-                            <w:t>5</w:t>
+                            <w:t>6</w:t>
                           </w:r>
                           <w:r>
                             <w:rPr>
@@ -1753,8 +1747,8 @@
           <w:szCs w:val="28"/>
         </w:rPr>
       </w:pPr>
-      <w:bookmarkStart w:id="1" w:name="_Toc188987396"/>
-      <w:bookmarkStart w:id="2" w:name="_Toc212565655"/>
+      <w:bookmarkStart w:id="1" w:name="_Toc212565655"/>
+      <w:bookmarkStart w:id="2" w:name="_Toc188987396"/>
       <w:r>
         <w:rPr>
           <w:rFonts w:ascii="Arial" w:hAnsi="Arial" w:cs="Arial"/>
@@ -1763,7 +1757,7 @@
         </w:rPr>
         <w:t>Order flow</w:t>
       </w:r>
-      <w:bookmarkEnd w:id="2"/>
+      <w:bookmarkEnd w:id="1"/>
     </w:p>
     <w:p>
       <w:pPr>
@@ -1894,7 +1888,7 @@
         </w:rPr>
         <w:t xml:space="preserve"> on retailer’s website</w:t>
       </w:r>
-      <w:bookmarkEnd w:id="1"/>
+      <w:bookmarkEnd w:id="2"/>
       <w:bookmarkEnd w:id="3"/>
     </w:p>
     <w:p>

--- a/link_eshopworld/Documentation/eShopWorld_Spark_Pricing_ Integration.docx
+++ b/link_eshopworld/Documentation/eShopWorld_Spark_Pricing_ Integration.docx
@@ -91,7 +91,21 @@
                                     <w:sz w:val="20"/>
                                     <w:szCs w:val="20"/>
                                   </w:rPr>
-                                  <w:t>5.0.0</w:t>
+                                  <w:t>5.</w:t>
+                                </w:r>
+                                <w:r>
+                                  <w:rPr>
+                                    <w:sz w:val="20"/>
+                                    <w:szCs w:val="20"/>
+                                  </w:rPr>
+                                  <w:t>1</w:t>
+                                </w:r>
+                                <w:r>
+                                  <w:rPr>
+                                    <w:sz w:val="20"/>
+                                    <w:szCs w:val="20"/>
+                                  </w:rPr>
+                                  <w:t>.0</w:t>
                                 </w:r>
                               </w:p>
                               <w:p>
@@ -123,7 +137,7 @@
                                     <w:sz w:val="20"/>
                                     <w:szCs w:val="20"/>
                                   </w:rPr>
-                                  <w:t>February</w:t>
+                                  <w:t>May</w:t>
                                 </w:r>
                                 <w:r>
                                   <w:rPr>
@@ -233,7 +247,21 @@
                               <w:sz w:val="20"/>
                               <w:szCs w:val="20"/>
                             </w:rPr>
-                            <w:t>5.0.0</w:t>
+                            <w:t>5.</w:t>
+                          </w:r>
+                          <w:r>
+                            <w:rPr>
+                              <w:sz w:val="20"/>
+                              <w:szCs w:val="20"/>
+                            </w:rPr>
+                            <w:t>1</w:t>
+                          </w:r>
+                          <w:r>
+                            <w:rPr>
+                              <w:sz w:val="20"/>
+                              <w:szCs w:val="20"/>
+                            </w:rPr>
+                            <w:t>.0</w:t>
                           </w:r>
                         </w:p>
                         <w:p>
@@ -265,7 +293,7 @@
                               <w:sz w:val="20"/>
                               <w:szCs w:val="20"/>
                             </w:rPr>
-                            <w:t>February</w:t>
+                            <w:t>May</w:t>
                           </w:r>
                           <w:r>
                             <w:rPr>

--- a/link_eshopworld/Documentation/eShopWorld_Spark_Pricing_ Integration.docx
+++ b/link_eshopworld/Documentation/eShopWorld_Spark_Pricing_ Integration.docx
@@ -105,7 +105,14 @@
                                     <w:sz w:val="20"/>
                                     <w:szCs w:val="20"/>
                                   </w:rPr>
-                                  <w:t>.0</w:t>
+                                  <w:t>.</w:t>
+                                </w:r>
+                                <w:r>
+                                  <w:rPr>
+                                    <w:sz w:val="20"/>
+                                    <w:szCs w:val="20"/>
+                                  </w:rPr>
+                                  <w:t>1</w:t>
                                 </w:r>
                               </w:p>
                               <w:p>
@@ -137,14 +144,21 @@
                                     <w:sz w:val="20"/>
                                     <w:szCs w:val="20"/>
                                   </w:rPr>
-                                  <w:t>May</w:t>
+                                  <w:t>June</w:t>
                                 </w:r>
                                 <w:r>
                                   <w:rPr>
                                     <w:sz w:val="20"/>
                                     <w:szCs w:val="20"/>
                                   </w:rPr>
-                                  <w:t xml:space="preserve"> 202</w:t>
+                                  <w:t xml:space="preserve"> </w:t>
+                                </w:r>
+                                <w:r>
+                                  <w:rPr>
+                                    <w:sz w:val="20"/>
+                                    <w:szCs w:val="20"/>
+                                  </w:rPr>
+                                  <w:t>202</w:t>
                                 </w:r>
                                 <w:r>
                                   <w:rPr>
@@ -261,7 +275,14 @@
                               <w:sz w:val="20"/>
                               <w:szCs w:val="20"/>
                             </w:rPr>
-                            <w:t>.0</w:t>
+                            <w:t>.</w:t>
+                          </w:r>
+                          <w:r>
+                            <w:rPr>
+                              <w:sz w:val="20"/>
+                              <w:szCs w:val="20"/>
+                            </w:rPr>
+                            <w:t>1</w:t>
                           </w:r>
                         </w:p>
                         <w:p>
@@ -293,14 +314,21 @@
                               <w:sz w:val="20"/>
                               <w:szCs w:val="20"/>
                             </w:rPr>
-                            <w:t>May</w:t>
+                            <w:t>June</w:t>
                           </w:r>
                           <w:r>
                             <w:rPr>
                               <w:sz w:val="20"/>
                               <w:szCs w:val="20"/>
                             </w:rPr>
-                            <w:t xml:space="preserve"> 202</w:t>
+                            <w:t xml:space="preserve"> </w:t>
+                          </w:r>
+                          <w:r>
+                            <w:rPr>
+                              <w:sz w:val="20"/>
+                              <w:szCs w:val="20"/>
+                            </w:rPr>
+                            <w:t>202</w:t>
                           </w:r>
                           <w:r>
                             <w:rPr>
@@ -9685,7 +9713,6 @@
   <w:style w:type="character" w:default="1" w:styleId="DefaultParagraphFont">
     <w:name w:val="Default Paragraph Font"/>
     <w:uiPriority w:val="1"/>
-    <w:semiHidden/>
     <w:unhideWhenUsed/>
   </w:style>
   <w:style w:type="table" w:default="1" w:styleId="TableNormal">

--- a/link_eshopworld/Documentation/eShopWorld_Spark_Pricing_ Integration.docx
+++ b/link_eshopworld/Documentation/eShopWorld_Spark_Pricing_ Integration.docx
@@ -91,7 +91,28 @@
                                     <w:sz w:val="20"/>
                                     <w:szCs w:val="20"/>
                                   </w:rPr>
-                                  <w:t>5.0.0</w:t>
+                                  <w:t>5.</w:t>
+                                </w:r>
+                                <w:r>
+                                  <w:rPr>
+                                    <w:sz w:val="20"/>
+                                    <w:szCs w:val="20"/>
+                                  </w:rPr>
+                                  <w:t>1</w:t>
+                                </w:r>
+                                <w:r>
+                                  <w:rPr>
+                                    <w:sz w:val="20"/>
+                                    <w:szCs w:val="20"/>
+                                  </w:rPr>
+                                  <w:t>.</w:t>
+                                </w:r>
+                                <w:r>
+                                  <w:rPr>
+                                    <w:sz w:val="20"/>
+                                    <w:szCs w:val="20"/>
+                                  </w:rPr>
+                                  <w:t>1</w:t>
                                 </w:r>
                               </w:p>
                               <w:p>
@@ -123,14 +144,21 @@
                                     <w:sz w:val="20"/>
                                     <w:szCs w:val="20"/>
                                   </w:rPr>
-                                  <w:t>February</w:t>
+                                  <w:t>June</w:t>
                                 </w:r>
                                 <w:r>
                                   <w:rPr>
                                     <w:sz w:val="20"/>
                                     <w:szCs w:val="20"/>
                                   </w:rPr>
-                                  <w:t xml:space="preserve"> 202</w:t>
+                                  <w:t xml:space="preserve"> </w:t>
+                                </w:r>
+                                <w:r>
+                                  <w:rPr>
+                                    <w:sz w:val="20"/>
+                                    <w:szCs w:val="20"/>
+                                  </w:rPr>
+                                  <w:t>202</w:t>
                                 </w:r>
                                 <w:r>
                                   <w:rPr>
@@ -233,7 +261,28 @@
                               <w:sz w:val="20"/>
                               <w:szCs w:val="20"/>
                             </w:rPr>
-                            <w:t>5.0.0</w:t>
+                            <w:t>5.</w:t>
+                          </w:r>
+                          <w:r>
+                            <w:rPr>
+                              <w:sz w:val="20"/>
+                              <w:szCs w:val="20"/>
+                            </w:rPr>
+                            <w:t>1</w:t>
+                          </w:r>
+                          <w:r>
+                            <w:rPr>
+                              <w:sz w:val="20"/>
+                              <w:szCs w:val="20"/>
+                            </w:rPr>
+                            <w:t>.</w:t>
+                          </w:r>
+                          <w:r>
+                            <w:rPr>
+                              <w:sz w:val="20"/>
+                              <w:szCs w:val="20"/>
+                            </w:rPr>
+                            <w:t>1</w:t>
                           </w:r>
                         </w:p>
                         <w:p>
@@ -265,14 +314,21 @@
                               <w:sz w:val="20"/>
                               <w:szCs w:val="20"/>
                             </w:rPr>
-                            <w:t>February</w:t>
+                            <w:t>June</w:t>
                           </w:r>
                           <w:r>
                             <w:rPr>
                               <w:sz w:val="20"/>
                               <w:szCs w:val="20"/>
                             </w:rPr>
-                            <w:t xml:space="preserve"> 202</w:t>
+                            <w:t xml:space="preserve"> </w:t>
+                          </w:r>
+                          <w:r>
+                            <w:rPr>
+                              <w:sz w:val="20"/>
+                              <w:szCs w:val="20"/>
+                            </w:rPr>
+                            <w:t>202</w:t>
                           </w:r>
                           <w:r>
                             <w:rPr>
@@ -9657,7 +9713,6 @@
   <w:style w:type="character" w:default="1" w:styleId="DefaultParagraphFont">
     <w:name w:val="Default Paragraph Font"/>
     <w:uiPriority w:val="1"/>
-    <w:semiHidden/>
     <w:unhideWhenUsed/>
   </w:style>
   <w:style w:type="table" w:default="1" w:styleId="TableNormal">
